--- a/ru/wisdom-stories/keeping-your-cool.docx
+++ b/ru/wisdom-stories/keeping-your-cool.docx
@@ -27,7 +27,7 @@
         <w:rPr>
           <w:lang/>
         </w:rPr>
-        <w:t>Оказавшись в трудной ситуации, не поддавайтесь панике: остановитесь и подумайте. Спокойно оценив происходящее, легче принять верное решение и найти способ изменить положение в свою пользу.</w:t>
+        <w:t>Оказавшись в трудной ситуации, не поддавайтесь панике: остановитесь и подумайте. Спокойная оценка происходящего поможет принять верное решение и найти способ изменить положение в свою пользу.</w:t>
       </w:r>
     </w:p>
     <w:p>
